--- a/tests/fixtures/pages/sources/everything.docx
+++ b/tests/fixtures/pages/sources/everything.docx
@@ -616,5 +616,33 @@
       </w:tblBorders>
     </w:tblPr>
   </w:style>
+  <w:style w:type="paragraph" w:customStyle="1" w:styleId="Callout">
+    <w:name w:val="Callout"/>
+    <w:basedOn w:val="Normal"/>
+    <w:pPr>
+      <w:pBdr>
+        <w:top w:val="single" w:sz="8" w:space="6" w:color="BF9000"/>
+        <w:left w:val="single" w:sz="8" w:space="6" w:color="BF9000"/>
+        <w:bottom w:val="single" w:sz="8" w:space="6" w:color="BF9000"/>
+        <w:right w:val="single" w:sz="8" w:space="6" w:color="BF9000"/>
+      </w:pBdr>
+      <w:shd w:val="clear" w:color="auto" w:fill="FFF2CC"/>
+      <w:spacing w:before="120" w:after="120"/>
+      <w:ind w:left="360" w:right="360"/>
+    </w:pPr>
+    <w:rPr>
+      <w:i/>
+      <w:color w:val="7F6000"/>
+    </w:rPr>
+  </w:style>
+  <w:style w:type="character" w:customStyle="1" w:styleId="CodeChar">
+    <w:name w:val="Code Char"/>
+    <w:basedOn w:val="DefaultParagraphFont"/>
+    <w:rPr>
+      <w:rFonts w:ascii="Courier New" w:hAnsi="Courier New"/>
+      <w:shd w:val="clear" w:color="auto" w:fill="EFEFEF"/>
+      <w:color w:val="A31515"/>
+    </w:rPr>
+  </w:style>
 </w:styles>
 </file>
--- a/tests/fixtures/pages/sources/everything.docx
+++ b/tests/fixtures/pages/sources/everything.docx
@@ -1,6 +1,6 @@
 
 <file path=word/document.xml><?xml version="1.0" encoding="utf-8"?>
-<w:document xmlns:w="http://schemas.openxmlformats.org/wordprocessingml/2006/main" xmlns:r="http://schemas.openxmlformats.org/officeDocument/2006/relationships" xmlns:wp="http://schemas.openxmlformats.org/drawingml/2006/wordprocessingDrawing" xmlns:a="http://schemas.openxmlformats.org/drawingml/2006/main" xmlns:pic="http://schemas.openxmlformats.org/drawingml/2006/picture">
+<w:document xmlns:w="http://schemas.openxmlformats.org/wordprocessingml/2006/main" xmlns:r="http://schemas.openxmlformats.org/officeDocument/2006/relationships" xmlns:wp="http://schemas.openxmlformats.org/drawingml/2006/wordprocessingDrawing" xmlns:a="http://schemas.openxmlformats.org/drawingml/2006/main" xmlns:pic="http://schemas.openxmlformats.org/drawingml/2006/picture" xmlns:m="http://schemas.openxmlformats.org/officeDocument/2006/math">
   <w:body>
     <w:p>
       <w:pPr>
@@ -400,6 +400,39 @@
       </w:pPr>
     </w:lvl>
   </w:abstractNum>
+  <w:abstractNum w:abstractNumId="3">
+    <w:multiLevelType w:val="multilevel"/>
+    <w:lvl w:ilvl="0">
+      <w:start w:val="1"/>
+      <w:numFmt w:val="decimal"/>
+      <w:isLgl/>
+      <w:lvlText w:val="%1."/>
+      <w:lvlJc w:val="left"/>
+      <w:pPr>
+        <w:ind w:left="432" w:hanging="360"/>
+      </w:pPr>
+    </w:lvl>
+    <w:lvl w:ilvl="1">
+      <w:start w:val="1"/>
+      <w:numFmt w:val="decimal"/>
+      <w:isLgl/>
+      <w:lvlText w:val="%1.%2."/>
+      <w:lvlJc w:val="left"/>
+      <w:pPr>
+        <w:ind w:left="864" w:hanging="360"/>
+      </w:pPr>
+    </w:lvl>
+    <w:lvl w:ilvl="2">
+      <w:start w:val="1"/>
+      <w:numFmt w:val="decimal"/>
+      <w:isLgl/>
+      <w:lvlText w:val="%1.%2.%3."/>
+      <w:lvlJc w:val="left"/>
+      <w:pPr>
+        <w:ind w:left="1296" w:hanging="360"/>
+      </w:pPr>
+    </w:lvl>
+  </w:abstractNum>
   <w:num w:numId="1">
     <w:abstractNumId w:val="0"/>
   </w:num>
@@ -421,6 +454,9 @@
       <w:startOverride w:val="10"/>
     </w:lvlOverride>
   </w:num>
+  <w:num w:numId="6">
+    <w:abstractNumId w:val="3"/>
+  </w:num>
 </w:numbering>
 </file>
 
